--- a/AI大模型在财务场景的应用/项目10_范例_v4.docx
+++ b/AI大模型在财务场景的应用/项目10_范例_v4.docx
@@ -150,7 +150,7 @@
           <w:b w:val="0"/>
           <w:sz w:val="24"/>
         </w:rPr>
-        <w:t>星空读书会的期末汇报由社团干事小何负责。她手里有一张支出明细表，列出了茶歇、印刷材料、场地租用、活动道具和宣传海报五个类别，合计1788元。会上有人提议“直接放一张表就行”，也有人说“做个漂亮的饼图更直观”。小何想知道：到底该用什么图？</w:t>
+        <w:t>星空读书会的期末汇报由财务干事小何负责。她手里有一张支出明细表，列出了茶歇、印刷材料、场地租用、活动道具和宣传海报五个类别，合计1788元。会上有人提议“直接放一张表就行”，也有人说“做个漂亮的饼图更直观”。小何想知道：到底该用什么图？</w:t>
       </w:r>
     </w:p>
     <w:p>
@@ -1310,7 +1310,7 @@
                 <w:b w:val="0"/>
                 <w:sz w:val="24"/>
               </w:rPr>
-              <w:t>星空读书会的期中小结中，宣传组想把“茶歇”单独拉出来说明，因为它是最大的一项支出。组员小林提出一个办法：把印刷材料、场地租用、活动道具和宣传海报四项拆成很多细小的类别，每一项都只占很小的比例，这样饼图中的茶歇就成了“最大的一块”。</w:t>
+              <w:t>星空读书会的期中小结中，宣传组想把“茶歇”单独拉出来说明，因为它是最大的一项支出。组员小何提出一个办法：把印刷材料、场地租用、活动道具和宣传海报四项拆成很多细小的类别，每一项都只占很小的比例，这样饼图中的茶歇就成了“最大的一块”。</w:t>
             </w:r>
           </w:p>
           <w:p>
@@ -1430,7 +1430,7 @@
                 <w:b w:val="0"/>
                 <w:sz w:val="24"/>
               </w:rPr>
-              <w:t>1. 小林的拆分方法与AI建议的“细分”，分别会使读者产生哪一种误解？两者有什么相同之处？</w:t>
+              <w:t>1. 小何的拆分方法与AI建议的“细分”，分别会使读者产生哪一种误解？两者有什么相同之处？</w:t>
             </w:r>
           </w:p>
           <w:p>
